--- a/dokumentasi_halaman_ipos5/10_Estimasi_Milk_Run.docx
+++ b/dokumentasi_halaman_ipos5/10_Estimasi_Milk_Run.docx
@@ -3,65 +3,112 @@
 <w:document xmlns:wpc="http://schemas.microsoft.com/office/word/2010/wordprocessingCanvas" xmlns:mo="http://schemas.microsoft.com/office/mac/office/2008/main" xmlns:mc="http://schemas.openxmlformats.org/markup-compatibility/2006" xmlns:mv="urn:schemas-microsoft-com:mac:vml" xmlns:o="urn:schemas-microsoft-com:office:office" xmlns:r="http://schemas.openxmlformats.org/officeDocument/2006/relationships" xmlns:m="http://schemas.openxmlformats.org/officeDocument/2006/math" xmlns:v="urn:schemas-microsoft-com:vml" xmlns:wp14="http://schemas.microsoft.com/office/word/2010/wordprocessingDrawing" xmlns:wp="http://schemas.openxmlformats.org/drawingml/2006/wordprocessingDrawing" xmlns:w10="urn:schemas-microsoft-com:office:word" xmlns:w="http://schemas.openxmlformats.org/wordprocessingml/2006/main" xmlns:w14="http://schemas.microsoft.com/office/word/2010/wordml" xmlns:wpg="http://schemas.microsoft.com/office/word/2010/wordprocessingGroup" xmlns:wpi="http://schemas.microsoft.com/office/word/2010/wordprocessingInk" xmlns:wne="http://schemas.microsoft.com/office/word/2006/wordml" xmlns:wps="http://schemas.microsoft.com/office/word/2010/wordprocessingShape" mc:Ignorable="w14 wp14">
   <w:body>
     <w:p>
-      <w:pPr>
-        <w:spacing w:after="80"/>
-      </w:pPr>
       <w:r>
         <w:rPr>
           <w:rFonts w:ascii="Arial" w:hAnsi="Arial"/>
           <w:b/>
-          <w:color w:val="0D1B38"/>
-          <w:sz w:val="36"/>
+          <w:color w:val="003366"/>
+          <w:sz w:val="30"/>
         </w:rPr>
-        <w:t>DOKUMENTASI TEKNIS HALAMAN</w:t>
-        <w:br/>
+        <w:t>DOKUMENTASI TEKNIS &amp; OPERASIONAL HALAMAN</w:t>
+      </w:r>
+    </w:p>
+    <w:p>
+      <w:r>
+        <w:rPr>
+          <w:b/>
+          <w:color w:val="CC3300"/>
+          <w:sz w:val="23"/>
+        </w:rPr>
         <w:t>HALAMAN 10 — ESTIMASI MILK RUN (TRAVEL TIME &amp; ROUTE PLANNER)</w:t>
       </w:r>
     </w:p>
     <w:p>
       <w:pPr>
-        <w:spacing w:after="280"/>
+        <w:pStyle w:val="Heading2"/>
       </w:pPr>
       <w:r>
         <w:rPr>
-          <w:rFonts w:ascii="Arial" w:hAnsi="Arial"/>
           <w:b/>
-          <w:color w:val="E8431F"/>
-          <w:sz w:val="20"/>
+          <w:color w:val="003366"/>
+          <w:sz w:val="21"/>
         </w:rPr>
-        <w:t>IPOS5 Routing &amp; Schedule Management System — PT Pos Indonesia (Persero)</w:t>
+        <w:t>📌 METADATA &amp; INTEGRASI SISTEM</w:t>
       </w:r>
     </w:p>
     <w:tbl>
       <w:tblPr>
         <w:tblW w:type="auto" w:w="0"/>
         <w:jc w:val="center"/>
-        <w:tblLayout w:type="fixed"/>
         <w:tblLook w:firstColumn="1" w:firstRow="1" w:lastColumn="0" w:lastRow="0" w:noHBand="0" w:noVBand="1" w:val="04A0"/>
       </w:tblPr>
       <w:tblGrid>
-        <w:gridCol w:w="4824"/>
-        <w:gridCol w:w="4824"/>
+        <w:gridCol w:w="4968"/>
+        <w:gridCol w:w="4968"/>
       </w:tblGrid>
       <w:tr>
         <w:tc>
           <w:tcPr>
             <w:tcW w:type="dxa" w:w="3168"/>
-            <w:shd w:fill="0D1B38"/>
+            <w:shd w:fill="003366"/>
             <w:tcMar>
-              <w:top w:w="120" w:type="dxa"/>
-              <w:bottom w:w="120" w:type="dxa"/>
-              <w:left w:w="150" w:type="dxa"/>
-              <w:right w:w="150" w:type="dxa"/>
+              <w:top w:w="60" w:type="dxa"/>
+              <w:bottom w:w="60" w:type="dxa"/>
+              <w:left w:w="80" w:type="dxa"/>
+              <w:right w:w="80" w:type="dxa"/>
             </w:tcMar>
           </w:tcPr>
           <w:p>
             <w:r>
               <w:rPr>
-                <w:rFonts w:ascii="Arial" w:hAnsi="Arial"/>
                 <w:b/>
                 <w:color w:val="FFFFFF"/>
-                <w:sz w:val="19"/>
+                <w:sz w:val="18"/>
+              </w:rPr>
+              <w:t>Parameter</w:t>
+            </w:r>
+          </w:p>
+        </w:tc>
+        <w:tc>
+          <w:tcPr>
+            <w:tcW w:type="dxa" w:w="6624"/>
+            <w:shd w:fill="003366"/>
+            <w:tcMar>
+              <w:top w:w="60" w:type="dxa"/>
+              <w:bottom w:w="60" w:type="dxa"/>
+              <w:left w:w="80" w:type="dxa"/>
+              <w:right w:w="80" w:type="dxa"/>
+            </w:tcMar>
+          </w:tcPr>
+          <w:p>
+            <w:r>
+              <w:rPr>
+                <w:b/>
+                <w:color w:val="FFFFFF"/>
+                <w:sz w:val="18"/>
+              </w:rPr>
+              <w:t>Nilai / Spesifikasi Sistem</w:t>
+            </w:r>
+          </w:p>
+        </w:tc>
+      </w:tr>
+      <w:tr>
+        <w:tc>
+          <w:tcPr>
+            <w:tcW w:type="dxa" w:w="3168"/>
+            <w:shd w:fill="FFFFFF"/>
+            <w:tcMar>
+              <w:top w:w="60" w:type="dxa"/>
+              <w:bottom w:w="60" w:type="dxa"/>
+              <w:left w:w="80" w:type="dxa"/>
+              <w:right w:w="80" w:type="dxa"/>
+            </w:tcMar>
+          </w:tcPr>
+          <w:p>
+            <w:r>
+              <w:rPr>
+                <w:b/>
+                <w:sz w:val="17"/>
               </w:rPr>
               <w:t>Nama Modul</w:t>
             </w:r>
@@ -69,21 +116,19 @@
         </w:tc>
         <w:tc>
           <w:tcPr>
-            <w:tcW w:type="dxa" w:w="6480"/>
-            <w:shd w:fill="F8FAFC"/>
+            <w:tcW w:type="dxa" w:w="6624"/>
+            <w:shd w:fill="FFFFFF"/>
             <w:tcMar>
-              <w:top w:w="120" w:type="dxa"/>
-              <w:bottom w:w="120" w:type="dxa"/>
-              <w:left w:w="150" w:type="dxa"/>
-              <w:right w:w="150" w:type="dxa"/>
+              <w:top w:w="60" w:type="dxa"/>
+              <w:bottom w:w="60" w:type="dxa"/>
+              <w:left w:w="80" w:type="dxa"/>
+              <w:right w:w="80" w:type="dxa"/>
             </w:tcMar>
           </w:tcPr>
           <w:p>
             <w:r>
               <w:rPr>
-                <w:rFonts w:ascii="Arial" w:hAnsi="Arial"/>
-                <w:color w:val="0F172A"/>
-                <w:sz w:val="19"/>
+                <w:sz w:val="17"/>
               </w:rPr>
               <w:t>Estimasi Milk Run (/estimasi)</w:t>
             </w:r>
@@ -94,21 +139,19 @@
         <w:tc>
           <w:tcPr>
             <w:tcW w:type="dxa" w:w="3168"/>
-            <w:shd w:fill="0D1B38"/>
+            <w:shd w:fill="F9FAFB"/>
             <w:tcMar>
-              <w:top w:w="120" w:type="dxa"/>
-              <w:bottom w:w="120" w:type="dxa"/>
-              <w:left w:w="150" w:type="dxa"/>
-              <w:right w:w="150" w:type="dxa"/>
+              <w:top w:w="60" w:type="dxa"/>
+              <w:bottom w:w="60" w:type="dxa"/>
+              <w:left w:w="80" w:type="dxa"/>
+              <w:right w:w="80" w:type="dxa"/>
             </w:tcMar>
           </w:tcPr>
           <w:p>
             <w:r>
               <w:rPr>
-                <w:rFonts w:ascii="Arial" w:hAnsi="Arial"/>
                 <w:b/>
-                <w:color w:val="FFFFFF"/>
-                <w:sz w:val="19"/>
+                <w:sz w:val="17"/>
               </w:rPr>
               <w:t>Kategori Menu</w:t>
             </w:r>
@@ -116,23 +159,21 @@
         </w:tc>
         <w:tc>
           <w:tcPr>
-            <w:tcW w:type="dxa" w:w="6480"/>
-            <w:shd w:fill="F8FAFC"/>
+            <w:tcW w:type="dxa" w:w="6624"/>
+            <w:shd w:fill="F9FAFB"/>
             <w:tcMar>
-              <w:top w:w="120" w:type="dxa"/>
-              <w:bottom w:w="120" w:type="dxa"/>
-              <w:left w:w="150" w:type="dxa"/>
-              <w:right w:w="150" w:type="dxa"/>
+              <w:top w:w="60" w:type="dxa"/>
+              <w:bottom w:w="60" w:type="dxa"/>
+              <w:left w:w="80" w:type="dxa"/>
+              <w:right w:w="80" w:type="dxa"/>
             </w:tcMar>
           </w:tcPr>
           <w:p>
             <w:r>
               <w:rPr>
-                <w:rFonts w:ascii="Arial" w:hAnsi="Arial"/>
-                <w:color w:val="0F172A"/>
-                <w:sz w:val="19"/>
+                <w:sz w:val="17"/>
               </w:rPr>
-              <w:t>LOGISTICS</w:t>
+              <w:t>LOGISTICS / PLANNING</w:t>
             </w:r>
           </w:p>
         </w:tc>
@@ -141,21 +182,19 @@
         <w:tc>
           <w:tcPr>
             <w:tcW w:type="dxa" w:w="3168"/>
-            <w:shd w:fill="0D1B38"/>
+            <w:shd w:fill="FFFFFF"/>
             <w:tcMar>
-              <w:top w:w="120" w:type="dxa"/>
-              <w:bottom w:w="120" w:type="dxa"/>
-              <w:left w:w="150" w:type="dxa"/>
-              <w:right w:w="150" w:type="dxa"/>
+              <w:top w:w="60" w:type="dxa"/>
+              <w:bottom w:w="60" w:type="dxa"/>
+              <w:left w:w="80" w:type="dxa"/>
+              <w:right w:w="80" w:type="dxa"/>
             </w:tcMar>
           </w:tcPr>
           <w:p>
             <w:r>
               <w:rPr>
-                <w:rFonts w:ascii="Arial" w:hAnsi="Arial"/>
                 <w:b/>
-                <w:color w:val="FFFFFF"/>
-                <w:sz w:val="19"/>
+                <w:sz w:val="17"/>
               </w:rPr>
               <w:t>Route URL</w:t>
             </w:r>
@@ -163,21 +202,19 @@
         </w:tc>
         <w:tc>
           <w:tcPr>
-            <w:tcW w:type="dxa" w:w="6480"/>
-            <w:shd w:fill="F8FAFC"/>
+            <w:tcW w:type="dxa" w:w="6624"/>
+            <w:shd w:fill="FFFFFF"/>
             <w:tcMar>
-              <w:top w:w="120" w:type="dxa"/>
-              <w:bottom w:w="120" w:type="dxa"/>
-              <w:left w:w="150" w:type="dxa"/>
-              <w:right w:w="150" w:type="dxa"/>
+              <w:top w:w="60" w:type="dxa"/>
+              <w:bottom w:w="60" w:type="dxa"/>
+              <w:left w:w="80" w:type="dxa"/>
+              <w:right w:w="80" w:type="dxa"/>
             </w:tcMar>
           </w:tcPr>
           <w:p>
             <w:r>
               <w:rPr>
-                <w:rFonts w:ascii="Arial" w:hAnsi="Arial"/>
-                <w:color w:val="0F172A"/>
-                <w:sz w:val="19"/>
+                <w:sz w:val="17"/>
               </w:rPr>
               <w:t>/estimasi</w:t>
             </w:r>
@@ -188,21 +225,19 @@
         <w:tc>
           <w:tcPr>
             <w:tcW w:type="dxa" w:w="3168"/>
-            <w:shd w:fill="0D1B38"/>
+            <w:shd w:fill="F9FAFB"/>
             <w:tcMar>
-              <w:top w:w="120" w:type="dxa"/>
-              <w:bottom w:w="120" w:type="dxa"/>
-              <w:left w:w="150" w:type="dxa"/>
-              <w:right w:w="150" w:type="dxa"/>
+              <w:top w:w="60" w:type="dxa"/>
+              <w:bottom w:w="60" w:type="dxa"/>
+              <w:left w:w="80" w:type="dxa"/>
+              <w:right w:w="80" w:type="dxa"/>
             </w:tcMar>
           </w:tcPr>
           <w:p>
             <w:r>
               <w:rPr>
-                <w:rFonts w:ascii="Arial" w:hAnsi="Arial"/>
                 <w:b/>
-                <w:color w:val="FFFFFF"/>
-                <w:sz w:val="19"/>
+                <w:sz w:val="17"/>
               </w:rPr>
               <w:t>File Komponen React</w:t>
             </w:r>
@@ -210,21 +245,19 @@
         </w:tc>
         <w:tc>
           <w:tcPr>
-            <w:tcW w:type="dxa" w:w="6480"/>
-            <w:shd w:fill="F8FAFC"/>
+            <w:tcW w:type="dxa" w:w="6624"/>
+            <w:shd w:fill="F9FAFB"/>
             <w:tcMar>
-              <w:top w:w="120" w:type="dxa"/>
-              <w:bottom w:w="120" w:type="dxa"/>
-              <w:left w:w="150" w:type="dxa"/>
-              <w:right w:w="150" w:type="dxa"/>
+              <w:top w:w="60" w:type="dxa"/>
+              <w:bottom w:w="60" w:type="dxa"/>
+              <w:left w:w="80" w:type="dxa"/>
+              <w:right w:w="80" w:type="dxa"/>
             </w:tcMar>
           </w:tcPr>
           <w:p>
             <w:r>
               <w:rPr>
-                <w:rFonts w:ascii="Arial" w:hAnsi="Arial"/>
-                <w:color w:val="0F172A"/>
-                <w:sz w:val="19"/>
+                <w:sz w:val="17"/>
               </w:rPr>
               <w:t>src/pages/EstimasiMilkRun.jsx</w:t>
             </w:r>
@@ -235,45 +268,41 @@
         <w:tc>
           <w:tcPr>
             <w:tcW w:type="dxa" w:w="3168"/>
-            <w:shd w:fill="0D1B38"/>
+            <w:shd w:fill="FFFFFF"/>
             <w:tcMar>
-              <w:top w:w="120" w:type="dxa"/>
-              <w:bottom w:w="120" w:type="dxa"/>
-              <w:left w:w="150" w:type="dxa"/>
-              <w:right w:w="150" w:type="dxa"/>
+              <w:top w:w="60" w:type="dxa"/>
+              <w:bottom w:w="60" w:type="dxa"/>
+              <w:left w:w="80" w:type="dxa"/>
+              <w:right w:w="80" w:type="dxa"/>
             </w:tcMar>
           </w:tcPr>
           <w:p>
             <w:r>
               <w:rPr>
-                <w:rFonts w:ascii="Arial" w:hAnsi="Arial"/>
                 <w:b/>
-                <w:color w:val="FFFFFF"/>
-                <w:sz w:val="19"/>
+                <w:sz w:val="17"/>
               </w:rPr>
-              <w:t>Backend API Endpoint</w:t>
+              <w:t>Backend API Endpoints</w:t>
             </w:r>
           </w:p>
         </w:tc>
         <w:tc>
           <w:tcPr>
-            <w:tcW w:type="dxa" w:w="6480"/>
-            <w:shd w:fill="F8FAFC"/>
+            <w:tcW w:type="dxa" w:w="6624"/>
+            <w:shd w:fill="FFFFFF"/>
             <w:tcMar>
-              <w:top w:w="120" w:type="dxa"/>
-              <w:bottom w:w="120" w:type="dxa"/>
-              <w:left w:w="150" w:type="dxa"/>
-              <w:right w:w="150" w:type="dxa"/>
+              <w:top w:w="60" w:type="dxa"/>
+              <w:bottom w:w="60" w:type="dxa"/>
+              <w:left w:w="80" w:type="dxa"/>
+              <w:right w:w="80" w:type="dxa"/>
             </w:tcMar>
           </w:tcPr>
           <w:p>
             <w:r>
               <w:rPr>
-                <w:rFonts w:ascii="Arial" w:hAnsi="Arial"/>
-                <w:color w:val="0F172A"/>
-                <w:sz w:val="19"/>
+                <w:sz w:val="17"/>
               </w:rPr>
-              <w:t>GET /api/routes/:routeId/estimate</w:t>
+              <w:t>GET /api/estimasi-milk-run/:routeId, GET /api/routes</w:t>
             </w:r>
           </w:p>
         </w:tc>
@@ -282,21 +311,19 @@
         <w:tc>
           <w:tcPr>
             <w:tcW w:type="dxa" w:w="3168"/>
-            <w:shd w:fill="0D1B38"/>
+            <w:shd w:fill="F9FAFB"/>
             <w:tcMar>
-              <w:top w:w="120" w:type="dxa"/>
-              <w:bottom w:w="120" w:type="dxa"/>
-              <w:left w:w="150" w:type="dxa"/>
-              <w:right w:w="150" w:type="dxa"/>
+              <w:top w:w="60" w:type="dxa"/>
+              <w:bottom w:w="60" w:type="dxa"/>
+              <w:left w:w="80" w:type="dxa"/>
+              <w:right w:w="80" w:type="dxa"/>
             </w:tcMar>
           </w:tcPr>
           <w:p>
             <w:r>
               <w:rPr>
-                <w:rFonts w:ascii="Arial" w:hAnsi="Arial"/>
                 <w:b/>
-                <w:color w:val="FFFFFF"/>
-                <w:sz w:val="19"/>
+                <w:sz w:val="17"/>
               </w:rPr>
               <w:t>Koleksi MongoDB</w:t>
             </w:r>
@@ -304,23 +331,21 @@
         </w:tc>
         <w:tc>
           <w:tcPr>
-            <w:tcW w:type="dxa" w:w="6480"/>
-            <w:shd w:fill="F8FAFC"/>
+            <w:tcW w:type="dxa" w:w="6624"/>
+            <w:shd w:fill="F9FAFB"/>
             <w:tcMar>
-              <w:top w:w="120" w:type="dxa"/>
-              <w:bottom w:w="120" w:type="dxa"/>
-              <w:left w:w="150" w:type="dxa"/>
-              <w:right w:w="150" w:type="dxa"/>
+              <w:top w:w="60" w:type="dxa"/>
+              <w:bottom w:w="60" w:type="dxa"/>
+              <w:left w:w="80" w:type="dxa"/>
+              <w:right w:w="80" w:type="dxa"/>
             </w:tcMar>
           </w:tcPr>
           <w:p>
             <w:r>
               <w:rPr>
-                <w:rFonts w:ascii="Arial" w:hAnsi="Arial"/>
-                <w:color w:val="0F172A"/>
-                <w:sz w:val="19"/>
+                <w:sz w:val="17"/>
               </w:rPr>
-              <w:t>detail_route, master_route_nopen, master_kantor</w:t>
+              <w:t>detail_route, master_route_nopen, master_kantor, master_kendaraan, transaksi</w:t>
             </w:r>
           </w:p>
         </w:tc>
@@ -329,21 +354,19 @@
         <w:tc>
           <w:tcPr>
             <w:tcW w:type="dxa" w:w="3168"/>
-            <w:shd w:fill="0D1B38"/>
+            <w:shd w:fill="FFFFFF"/>
             <w:tcMar>
-              <w:top w:w="120" w:type="dxa"/>
-              <w:bottom w:w="120" w:type="dxa"/>
-              <w:left w:w="150" w:type="dxa"/>
-              <w:right w:w="150" w:type="dxa"/>
+              <w:top w:w="60" w:type="dxa"/>
+              <w:bottom w:w="60" w:type="dxa"/>
+              <w:left w:w="80" w:type="dxa"/>
+              <w:right w:w="80" w:type="dxa"/>
             </w:tcMar>
           </w:tcPr>
           <w:p>
             <w:r>
               <w:rPr>
-                <w:rFonts w:ascii="Arial" w:hAnsi="Arial"/>
                 <w:b/>
-                <w:color w:val="FFFFFF"/>
-                <w:sz w:val="19"/>
+                <w:sz w:val="17"/>
               </w:rPr>
               <w:t>Hak Akses Role</w:t>
             </w:r>
@@ -351,21 +374,19 @@
         </w:tc>
         <w:tc>
           <w:tcPr>
-            <w:tcW w:type="dxa" w:w="6480"/>
-            <w:shd w:fill="F8FAFC"/>
+            <w:tcW w:type="dxa" w:w="6624"/>
+            <w:shd w:fill="FFFFFF"/>
             <w:tcMar>
-              <w:top w:w="120" w:type="dxa"/>
-              <w:bottom w:w="120" w:type="dxa"/>
-              <w:left w:w="150" w:type="dxa"/>
-              <w:right w:w="150" w:type="dxa"/>
+              <w:top w:w="60" w:type="dxa"/>
+              <w:bottom w:w="60" w:type="dxa"/>
+              <w:left w:w="80" w:type="dxa"/>
+              <w:right w:w="80" w:type="dxa"/>
             </w:tcMar>
           </w:tcPr>
           <w:p>
             <w:r>
               <w:rPr>
-                <w:rFonts w:ascii="Arial" w:hAnsi="Arial"/>
-                <w:color w:val="0F172A"/>
-                <w:sz w:val="19"/>
+                <w:sz w:val="17"/>
               </w:rPr>
               <w:t>Operator &amp; Super Admin</w:t>
             </w:r>
@@ -373,153 +394,856 @@
         </w:tc>
       </w:tr>
     </w:tbl>
+    <w:p/>
     <w:p>
       <w:pPr>
-        <w:spacing w:after="200"/>
-      </w:pPr>
-    </w:p>
-    <w:p>
-      <w:pPr>
-        <w:spacing w:before="280" w:after="120"/>
+        <w:pStyle w:val="Heading2"/>
       </w:pPr>
       <w:r>
         <w:rPr>
-          <w:rFonts w:ascii="Arial" w:hAnsi="Arial"/>
           <w:b/>
-          <w:color w:val="0284C7"/>
-          <w:sz w:val="26"/>
+          <w:color w:val="003366"/>
+          <w:sz w:val="23"/>
         </w:rPr>
         <w:t>1. Deskripsi &amp; Tujuan Utama Modul</w:t>
       </w:r>
     </w:p>
     <w:p>
-      <w:pPr>
-        <w:spacing w:after="80" w:line="276" w:lineRule="auto"/>
-      </w:pPr>
       <w:r>
         <w:rPr>
-          <w:rFonts w:ascii="Arial" w:hAnsi="Arial"/>
-          <w:color w:val="334155"/>
           <w:sz w:val="19"/>
         </w:rPr>
-        <w:t>Halaman Estimasi Milk Run berfungsi sebagai kalkulator dan perencana estimasi waktu tempuh (ETA), akumulasi jarak kilometer, serta proyeksi konsumsi kapasitas armada di setiap titik transit sebelum armada diberangkatkan.</w:t>
+        <w:t>Halaman Estimasi Milk Run berfungsi sebagai kalkulator dan perencana estimasi waktu tempuh perjalanan (ETA/ETD), akumulasi jarak kilometer, serta simulasi visual muatan truk interaktif. Halaman ini menampilkan animasi truk boks Pos Indonesia yang bergerak antar-stasiun singgah dengan ketinggian muatan di dalam boks yang bertambah dinamis seiring paket yang di-pickup di setiap pos perhentian.</w:t>
       </w:r>
     </w:p>
     <w:p>
       <w:pPr>
-        <w:spacing w:before="280" w:after="120"/>
+        <w:pStyle w:val="Heading2"/>
       </w:pPr>
       <w:r>
         <w:rPr>
-          <w:rFonts w:ascii="Arial" w:hAnsi="Arial"/>
           <w:b/>
-          <w:color w:val="0284C7"/>
-          <w:sz w:val="26"/>
+          <w:color w:val="003366"/>
+          <w:sz w:val="23"/>
         </w:rPr>
-        <w:t>2. Fitur-Fitur Utama &amp; Komponen UI</w:t>
+        <w:t>2. Tata Letak Halaman (UI Layout &amp; Wireframe)</w:t>
+      </w:r>
+    </w:p>
+    <w:p>
+      <w:r>
+        <w:rPr>
+          <w:sz w:val="19"/>
+        </w:rPr>
+        <w:t>Struktur tata letak visual halaman Estimasi Milk Run disusun dalam format simulasi visual interaktif:</w:t>
+      </w:r>
+    </w:p>
+    <w:p>
+      <w:r>
+        <w:rPr>
+          <w:b/>
+          <w:color w:val="004488"/>
+          <w:sz w:val="19"/>
+        </w:rPr>
+        <w:t>📐 Diagram Visual Tata Letak Halaman (Wireframe UI Layout):</w:t>
       </w:r>
     </w:p>
     <w:p>
       <w:pPr>
-        <w:spacing w:after="80" w:line="276" w:lineRule="auto" w:before="160"/>
+        <w:spacing w:before="40" w:after="80"/>
+        <w:ind w:left="144"/>
       </w:pPr>
       <w:r>
         <w:rPr>
-          <w:rFonts w:ascii="Arial" w:hAnsi="Arial"/>
+          <w:rFonts w:ascii="Consolas" w:hAnsi="Consolas"/>
+          <w:sz w:val="16"/>
+        </w:rPr>
+        <w:t>+---------------------------------------------------------------------------------------------------------+</w:t>
+        <w:br/>
+        <w:t>| [A] HEADER &amp; CONTROLS: Judul ("Estimasi Milk Run") | Rute Filter Pills | [▶ Play] [⏸ Pause] [🔄 Reset]  |</w:t>
+        <w:br/>
+        <w:t>+---------------------------------------------------------------------------------------------------------+</w:t>
+        <w:br/>
+        <w:t>| [B] ANIMATED CARGO TRUCK VISUALIZER (Interactive SVG Truck)                                            |</w:t>
+        <w:br/>
+        <w:t>| - Badge Mengambang: "Beban Aktif: 240 kg | 12 paket di AGEN ARVINET"                                    |</w:t>
+        <w:br/>
+        <w:t>| - Visual Animasi Truk Box Pos Indonesia: Roda Berputar Saat Bergerak, Ketinggian Muatan Naik Sesuai Kg  |</w:t>
+        <w:br/>
+        <w:t>+---------------------------------------------------------------------------------------------------------+</w:t>
+        <w:br/>
+        <w:t>| [C] MULTI-STOP INTERACTIVE STEPPER TRACK                                                                |</w:t>
+        <w:br/>
+        <w:t>| [Stop 1: Origin] =======&gt; [Stop 2: Arvinet]* =======&gt; [Stop 3: Cicalengka] =======&gt; [Stop 4: SPP Hub]   |</w:t>
+        <w:br/>
+        <w:t>| (ETA Kedatangan, ETD Keberangkatan, Tambahan Beban +kg, Akumulasi Total Kg di Truk)                     |</w:t>
+        <w:br/>
+        <w:t>+---------------------------------------------------------------------------------------------------------+</w:t>
+        <w:br/>
+        <w:t>| [D] MANIFEST PACKAGES INSPECTOR TABLE                                                                   |</w:t>
+        <w:br/>
+        <w:t>| - Search Bar &amp; Filter Layanan                                                                           |</w:t>
+        <w:br/>
+        <w:t>| - Tabel Paket di Truk pada Stop Ini: Resi, Layanan, Berat (kg), Asal, Tujuan, Pengirim, Penerima, Aksi   |</w:t>
+        <w:br/>
+        <w:t>+---------------------------------------------------------------------------------------------------------+</w:t>
+        <w:br/>
+        <w:t>| [E] PACKAGE DETAIL MODAL: Info Lengkap Resi, Bukti Tanda Tangan Digital / Proof of Pickup Mock          |</w:t>
+        <w:br/>
+        <w:t>+---------------------------------------------------------------------------------------------------------+</w:t>
+      </w:r>
+    </w:p>
+    <w:p>
+      <w:r>
+        <w:rPr>
           <w:b/>
-          <w:color w:val="0D1B38"/>
-          <w:sz w:val="21"/>
+          <w:color w:val="CC3300"/>
+          <w:sz w:val="20"/>
         </w:rPr>
-        <w:t>Kalkulator Estimasi &amp; Simulasi Muatan</w:t>
+        <w:t>📋 Rincian &amp; Keterangan Setiap Kotak / Komponen Tata Letak:</w:t>
+      </w:r>
+    </w:p>
+    <w:tbl>
+      <w:tblPr>
+        <w:tblW w:type="auto" w:w="0"/>
+        <w:jc w:val="center"/>
+        <w:tblLook w:firstColumn="1" w:firstRow="1" w:lastColumn="0" w:lastRow="0" w:noHBand="0" w:noVBand="1" w:val="04A0"/>
+      </w:tblPr>
+      <w:tblGrid>
+        <w:gridCol w:w="1987"/>
+        <w:gridCol w:w="1987"/>
+        <w:gridCol w:w="1987"/>
+        <w:gridCol w:w="1987"/>
+        <w:gridCol w:w="1987"/>
+      </w:tblGrid>
+      <w:tr>
+        <w:tc>
+          <w:tcPr>
+            <w:tcW w:type="dxa" w:w="2016"/>
+            <w:shd w:fill="003366"/>
+            <w:tcMar>
+              <w:top w:w="60" w:type="dxa"/>
+              <w:bottom w:w="60" w:type="dxa"/>
+              <w:left w:w="80" w:type="dxa"/>
+              <w:right w:w="80" w:type="dxa"/>
+            </w:tcMar>
+          </w:tcPr>
+          <w:p>
+            <w:r>
+              <w:rPr>
+                <w:b/>
+                <w:color w:val="FFFFFF"/>
+                <w:sz w:val="16"/>
+              </w:rPr>
+              <w:t>Bagian / Kotak UI</w:t>
+            </w:r>
+          </w:p>
+        </w:tc>
+        <w:tc>
+          <w:tcPr>
+            <w:tcW w:type="dxa" w:w="1728"/>
+            <w:shd w:fill="003366"/>
+            <w:tcMar>
+              <w:top w:w="60" w:type="dxa"/>
+              <w:bottom w:w="60" w:type="dxa"/>
+              <w:left w:w="80" w:type="dxa"/>
+              <w:right w:w="80" w:type="dxa"/>
+            </w:tcMar>
+          </w:tcPr>
+          <w:p>
+            <w:r>
+              <w:rPr>
+                <w:b/>
+                <w:color w:val="FFFFFF"/>
+                <w:sz w:val="16"/>
+              </w:rPr>
+              <w:t>Tipe Visual &amp; Posisi</w:t>
+            </w:r>
+          </w:p>
+        </w:tc>
+        <w:tc>
+          <w:tcPr>
+            <w:tcW w:type="dxa" w:w="2304"/>
+            <w:shd w:fill="003366"/>
+            <w:tcMar>
+              <w:top w:w="60" w:type="dxa"/>
+              <w:bottom w:w="60" w:type="dxa"/>
+              <w:left w:w="80" w:type="dxa"/>
+              <w:right w:w="80" w:type="dxa"/>
+            </w:tcMar>
+          </w:tcPr>
+          <w:p>
+            <w:r>
+              <w:rPr>
+                <w:b/>
+                <w:color w:val="FFFFFF"/>
+                <w:sz w:val="16"/>
+              </w:rPr>
+              <w:t>Fungsi &amp; Kegunaan</w:t>
+            </w:r>
+          </w:p>
+        </w:tc>
+        <w:tc>
+          <w:tcPr>
+            <w:tcW w:type="dxa" w:w="2016"/>
+            <w:shd w:fill="003366"/>
+            <w:tcMar>
+              <w:top w:w="60" w:type="dxa"/>
+              <w:bottom w:w="60" w:type="dxa"/>
+              <w:left w:w="80" w:type="dxa"/>
+              <w:right w:w="80" w:type="dxa"/>
+            </w:tcMar>
+          </w:tcPr>
+          <w:p>
+            <w:r>
+              <w:rPr>
+                <w:b/>
+                <w:color w:val="FFFFFF"/>
+                <w:sz w:val="16"/>
+              </w:rPr>
+              <w:t>Sumber Data &amp; Kalkulasi</w:t>
+            </w:r>
+          </w:p>
+        </w:tc>
+        <w:tc>
+          <w:tcPr>
+            <w:tcW w:type="dxa" w:w="1728"/>
+            <w:shd w:fill="003366"/>
+            <w:tcMar>
+              <w:top w:w="60" w:type="dxa"/>
+              <w:bottom w:w="60" w:type="dxa"/>
+              <w:left w:w="80" w:type="dxa"/>
+              <w:right w:w="80" w:type="dxa"/>
+            </w:tcMar>
+          </w:tcPr>
+          <w:p>
+            <w:r>
+              <w:rPr>
+                <w:b/>
+                <w:color w:val="FFFFFF"/>
+                <w:sz w:val="16"/>
+              </w:rPr>
+              <w:t>Interaktivitas &amp; Aksi</w:t>
+            </w:r>
+          </w:p>
+        </w:tc>
+      </w:tr>
+      <w:tr>
+        <w:tc>
+          <w:tcPr>
+            <w:tcW w:type="dxa" w:w="2016"/>
+            <w:shd w:fill="FFFFFF"/>
+            <w:tcMar>
+              <w:top w:w="60" w:type="dxa"/>
+              <w:bottom w:w="60" w:type="dxa"/>
+              <w:left w:w="80" w:type="dxa"/>
+              <w:right w:w="80" w:type="dxa"/>
+            </w:tcMar>
+          </w:tcPr>
+          <w:p>
+            <w:r>
+              <w:rPr>
+                <w:b/>
+                <w:color w:val="003366"/>
+                <w:sz w:val="15"/>
+              </w:rPr>
+              <w:t>Kotak [A]: Header &amp; Simulation Controls</w:t>
+            </w:r>
+          </w:p>
+        </w:tc>
+        <w:tc>
+          <w:tcPr>
+            <w:tcW w:type="dxa" w:w="1728"/>
+            <w:shd w:fill="FFFFFF"/>
+            <w:tcMar>
+              <w:top w:w="60" w:type="dxa"/>
+              <w:bottom w:w="60" w:type="dxa"/>
+              <w:left w:w="80" w:type="dxa"/>
+              <w:right w:w="80" w:type="dxa"/>
+            </w:tcMar>
+          </w:tcPr>
+          <w:p>
+            <w:r>
+              <w:rPr>
+                <w:sz w:val="15"/>
+              </w:rPr>
+              <w:t>Top Header Control Strip</w:t>
+            </w:r>
+          </w:p>
+        </w:tc>
+        <w:tc>
+          <w:tcPr>
+            <w:tcW w:type="dxa" w:w="2304"/>
+            <w:shd w:fill="FFFFFF"/>
+            <w:tcMar>
+              <w:top w:w="60" w:type="dxa"/>
+              <w:bottom w:w="60" w:type="dxa"/>
+              <w:left w:w="80" w:type="dxa"/>
+              <w:right w:w="80" w:type="dxa"/>
+            </w:tcMar>
+          </w:tcPr>
+          <w:p>
+            <w:r>
+              <w:rPr>
+                <w:sz w:val="15"/>
+              </w:rPr>
+              <w:t>Menampilkan judul modul, filter pemilih rute (Pick Up 1 Night AGP, Pick Up 2, dll), serta tombol kontrol simulasi (Play, Pause, Step Forward, Reset).</w:t>
+            </w:r>
+          </w:p>
+        </w:tc>
+        <w:tc>
+          <w:tcPr>
+            <w:tcW w:type="dxa" w:w="2016"/>
+            <w:shd w:fill="FFFFFF"/>
+            <w:tcMar>
+              <w:top w:w="60" w:type="dxa"/>
+              <w:bottom w:w="60" w:type="dxa"/>
+              <w:left w:w="80" w:type="dxa"/>
+              <w:right w:w="80" w:type="dxa"/>
+            </w:tcMar>
+          </w:tcPr>
+          <w:p>
+            <w:r>
+              <w:rPr>
+                <w:sz w:val="15"/>
+              </w:rPr>
+              <w:t>State rute &amp; playback timer</w:t>
+            </w:r>
+          </w:p>
+        </w:tc>
+        <w:tc>
+          <w:tcPr>
+            <w:tcW w:type="dxa" w:w="1728"/>
+            <w:shd w:fill="FFFFFF"/>
+            <w:tcMar>
+              <w:top w:w="60" w:type="dxa"/>
+              <w:bottom w:w="60" w:type="dxa"/>
+              <w:left w:w="80" w:type="dxa"/>
+              <w:right w:w="80" w:type="dxa"/>
+            </w:tcMar>
+          </w:tcPr>
+          <w:p>
+            <w:r>
+              <w:rPr>
+                <w:sz w:val="15"/>
+              </w:rPr>
+              <w:t>Tombol 'Play' menjalankan simulasi otomatis pergerakan truk dari stop ke stop berikutnya.</w:t>
+            </w:r>
+          </w:p>
+        </w:tc>
+      </w:tr>
+      <w:tr>
+        <w:tc>
+          <w:tcPr>
+            <w:tcW w:type="dxa" w:w="2016"/>
+            <w:shd w:fill="F9FAFB"/>
+            <w:tcMar>
+              <w:top w:w="60" w:type="dxa"/>
+              <w:bottom w:w="60" w:type="dxa"/>
+              <w:left w:w="80" w:type="dxa"/>
+              <w:right w:w="80" w:type="dxa"/>
+            </w:tcMar>
+          </w:tcPr>
+          <w:p>
+            <w:r>
+              <w:rPr>
+                <w:b/>
+                <w:color w:val="003366"/>
+                <w:sz w:val="15"/>
+              </w:rPr>
+              <w:t>Kotak [B]: Animated Cargo Truck Visualizer</w:t>
+            </w:r>
+          </w:p>
+        </w:tc>
+        <w:tc>
+          <w:tcPr>
+            <w:tcW w:type="dxa" w:w="1728"/>
+            <w:shd w:fill="F9FAFB"/>
+            <w:tcMar>
+              <w:top w:w="60" w:type="dxa"/>
+              <w:bottom w:w="60" w:type="dxa"/>
+              <w:left w:w="80" w:type="dxa"/>
+              <w:right w:w="80" w:type="dxa"/>
+            </w:tcMar>
+          </w:tcPr>
+          <w:p>
+            <w:r>
+              <w:rPr>
+                <w:sz w:val="15"/>
+              </w:rPr>
+              <w:t>Interactive SVG Cargo Canvas Card</w:t>
+            </w:r>
+          </w:p>
+        </w:tc>
+        <w:tc>
+          <w:tcPr>
+            <w:tcW w:type="dxa" w:w="2304"/>
+            <w:shd w:fill="F9FAFB"/>
+            <w:tcMar>
+              <w:top w:w="60" w:type="dxa"/>
+              <w:bottom w:w="60" w:type="dxa"/>
+              <w:left w:w="80" w:type="dxa"/>
+              <w:right w:w="80" w:type="dxa"/>
+            </w:tcMar>
+          </w:tcPr>
+          <w:p>
+            <w:r>
+              <w:rPr>
+                <w:sz w:val="15"/>
+              </w:rPr>
+              <w:t>Visualisasi grafis truk boks Pos Indonesia lengkap dengan animasi roda berputar saat melaju dan indikator ketinggian tumpukan muatan boks yang naik sesuai total kg.</w:t>
+            </w:r>
+          </w:p>
+        </w:tc>
+        <w:tc>
+          <w:tcPr>
+            <w:tcW w:type="dxa" w:w="2016"/>
+            <w:shd w:fill="F9FAFB"/>
+            <w:tcMar>
+              <w:top w:w="60" w:type="dxa"/>
+              <w:bottom w:w="60" w:type="dxa"/>
+              <w:left w:w="80" w:type="dxa"/>
+              <w:right w:w="80" w:type="dxa"/>
+            </w:tcMar>
+          </w:tcPr>
+          <w:p>
+            <w:r>
+              <w:rPr>
+                <w:sz w:val="15"/>
+              </w:rPr>
+              <w:t>Kalkulasi `(weight / maxWeight) * 50px`</w:t>
+            </w:r>
+          </w:p>
+        </w:tc>
+        <w:tc>
+          <w:tcPr>
+            <w:tcW w:type="dxa" w:w="1728"/>
+            <w:shd w:fill="F9FAFB"/>
+            <w:tcMar>
+              <w:top w:w="60" w:type="dxa"/>
+              <w:bottom w:w="60" w:type="dxa"/>
+              <w:left w:w="80" w:type="dxa"/>
+              <w:right w:w="80" w:type="dxa"/>
+            </w:tcMar>
+          </w:tcPr>
+          <w:p>
+            <w:r>
+              <w:rPr>
+                <w:sz w:val="15"/>
+              </w:rPr>
+              <w:t>Badge mengambang di atas truk menampilkan beban aktif saat ini (kg), jumlah koli paket, dan nama lokasi stop.</w:t>
+            </w:r>
+          </w:p>
+        </w:tc>
+      </w:tr>
+      <w:tr>
+        <w:tc>
+          <w:tcPr>
+            <w:tcW w:type="dxa" w:w="2016"/>
+            <w:shd w:fill="FFFFFF"/>
+            <w:tcMar>
+              <w:top w:w="60" w:type="dxa"/>
+              <w:bottom w:w="60" w:type="dxa"/>
+              <w:left w:w="80" w:type="dxa"/>
+              <w:right w:w="80" w:type="dxa"/>
+            </w:tcMar>
+          </w:tcPr>
+          <w:p>
+            <w:r>
+              <w:rPr>
+                <w:b/>
+                <w:color w:val="003366"/>
+                <w:sz w:val="15"/>
+              </w:rPr>
+              <w:t>Kotak [C]: Multi-Stop Stepper Track</w:t>
+            </w:r>
+          </w:p>
+        </w:tc>
+        <w:tc>
+          <w:tcPr>
+            <w:tcW w:type="dxa" w:w="1728"/>
+            <w:shd w:fill="FFFFFF"/>
+            <w:tcMar>
+              <w:top w:w="60" w:type="dxa"/>
+              <w:bottom w:w="60" w:type="dxa"/>
+              <w:left w:w="80" w:type="dxa"/>
+              <w:right w:w="80" w:type="dxa"/>
+            </w:tcMar>
+          </w:tcPr>
+          <w:p>
+            <w:r>
+              <w:rPr>
+                <w:sz w:val="15"/>
+              </w:rPr>
+              <w:t>Interactive Horizontal Waypoint Stepper</w:t>
+            </w:r>
+          </w:p>
+        </w:tc>
+        <w:tc>
+          <w:tcPr>
+            <w:tcW w:type="dxa" w:w="2304"/>
+            <w:shd w:fill="FFFFFF"/>
+            <w:tcMar>
+              <w:top w:w="60" w:type="dxa"/>
+              <w:bottom w:w="60" w:type="dxa"/>
+              <w:left w:w="80" w:type="dxa"/>
+              <w:right w:w="80" w:type="dxa"/>
+            </w:tcMar>
+          </w:tcPr>
+          <w:p>
+            <w:r>
+              <w:rPr>
+                <w:sz w:val="15"/>
+              </w:rPr>
+              <w:t>Jalur lintasan stasiun singgah yang memuat informasi jam tiba (ETA), jam berangkat (ETD), tambahan muatan (+kg di stop ini), dan total beban kumulatif di atas truk.</w:t>
+            </w:r>
+          </w:p>
+        </w:tc>
+        <w:tc>
+          <w:tcPr>
+            <w:tcW w:type="dxa" w:w="2016"/>
+            <w:shd w:fill="FFFFFF"/>
+            <w:tcMar>
+              <w:top w:w="60" w:type="dxa"/>
+              <w:bottom w:w="60" w:type="dxa"/>
+              <w:left w:w="80" w:type="dxa"/>
+              <w:right w:w="80" w:type="dxa"/>
+            </w:tcMar>
+          </w:tcPr>
+          <w:p>
+            <w:r>
+              <w:rPr>
+                <w:sz w:val="15"/>
+              </w:rPr>
+              <w:t>Koleksi `detail_route` &amp; data estimasi</w:t>
+            </w:r>
+          </w:p>
+        </w:tc>
+        <w:tc>
+          <w:tcPr>
+            <w:tcW w:type="dxa" w:w="1728"/>
+            <w:shd w:fill="FFFFFF"/>
+            <w:tcMar>
+              <w:top w:w="60" w:type="dxa"/>
+              <w:bottom w:w="60" w:type="dxa"/>
+              <w:left w:w="80" w:type="dxa"/>
+              <w:right w:w="80" w:type="dxa"/>
+            </w:tcMar>
+          </w:tcPr>
+          <w:p>
+            <w:r>
+              <w:rPr>
+                <w:sz w:val="15"/>
+              </w:rPr>
+              <w:t>Mengklik node stop memindahkan fokus truk dan memperbarui tabel rincian paket di bawahnya.</w:t>
+            </w:r>
+          </w:p>
+        </w:tc>
+      </w:tr>
+      <w:tr>
+        <w:tc>
+          <w:tcPr>
+            <w:tcW w:type="dxa" w:w="2016"/>
+            <w:shd w:fill="F9FAFB"/>
+            <w:tcMar>
+              <w:top w:w="60" w:type="dxa"/>
+              <w:bottom w:w="60" w:type="dxa"/>
+              <w:left w:w="80" w:type="dxa"/>
+              <w:right w:w="80" w:type="dxa"/>
+            </w:tcMar>
+          </w:tcPr>
+          <w:p>
+            <w:r>
+              <w:rPr>
+                <w:b/>
+                <w:color w:val="003366"/>
+                <w:sz w:val="15"/>
+              </w:rPr>
+              <w:t>Kotak [D]: Manifest Packages Inspector Table</w:t>
+            </w:r>
+          </w:p>
+        </w:tc>
+        <w:tc>
+          <w:tcPr>
+            <w:tcW w:type="dxa" w:w="1728"/>
+            <w:shd w:fill="F9FAFB"/>
+            <w:tcMar>
+              <w:top w:w="60" w:type="dxa"/>
+              <w:bottom w:w="60" w:type="dxa"/>
+              <w:left w:w="80" w:type="dxa"/>
+              <w:right w:w="80" w:type="dxa"/>
+            </w:tcMar>
+          </w:tcPr>
+          <w:p>
+            <w:r>
+              <w:rPr>
+                <w:sz w:val="15"/>
+              </w:rPr>
+              <w:t>Tabel Rincian Muatan di Lokasi Terpilih</w:t>
+            </w:r>
+          </w:p>
+        </w:tc>
+        <w:tc>
+          <w:tcPr>
+            <w:tcW w:type="dxa" w:w="2304"/>
+            <w:shd w:fill="F9FAFB"/>
+            <w:tcMar>
+              <w:top w:w="60" w:type="dxa"/>
+              <w:bottom w:w="60" w:type="dxa"/>
+              <w:left w:w="80" w:type="dxa"/>
+              <w:right w:w="80" w:type="dxa"/>
+            </w:tcMar>
+          </w:tcPr>
+          <w:p>
+            <w:r>
+              <w:rPr>
+                <w:sz w:val="15"/>
+              </w:rPr>
+              <w:t>Tabel data paket yang dimuat pada stop aktif: Nomor Resi, Layanan (Q9, PE, PKH, EC3), Berat (kg), Asal Nopend, Tujuan Nopend, Pengirim, Penerima.</w:t>
+            </w:r>
+          </w:p>
+        </w:tc>
+        <w:tc>
+          <w:tcPr>
+            <w:tcW w:type="dxa" w:w="2016"/>
+            <w:shd w:fill="F9FAFB"/>
+            <w:tcMar>
+              <w:top w:w="60" w:type="dxa"/>
+              <w:bottom w:w="60" w:type="dxa"/>
+              <w:left w:w="80" w:type="dxa"/>
+              <w:right w:w="80" w:type="dxa"/>
+            </w:tcMar>
+          </w:tcPr>
+          <w:p>
+            <w:r>
+              <w:rPr>
+                <w:sz w:val="15"/>
+              </w:rPr>
+              <w:t>Array kargo di stop terpilih</w:t>
+            </w:r>
+          </w:p>
+        </w:tc>
+        <w:tc>
+          <w:tcPr>
+            <w:tcW w:type="dxa" w:w="1728"/>
+            <w:shd w:fill="F9FAFB"/>
+            <w:tcMar>
+              <w:top w:w="60" w:type="dxa"/>
+              <w:bottom w:w="60" w:type="dxa"/>
+              <w:left w:w="80" w:type="dxa"/>
+              <w:right w:w="80" w:type="dxa"/>
+            </w:tcMar>
+          </w:tcPr>
+          <w:p>
+            <w:r>
+              <w:rPr>
+                <w:sz w:val="15"/>
+              </w:rPr>
+              <w:t>Filter layanan pos, pencarian resi, dan tombol aksi 'Lihat Resi'.</w:t>
+            </w:r>
+          </w:p>
+        </w:tc>
+      </w:tr>
+      <w:tr>
+        <w:tc>
+          <w:tcPr>
+            <w:tcW w:type="dxa" w:w="2016"/>
+            <w:shd w:fill="FFFFFF"/>
+            <w:tcMar>
+              <w:top w:w="60" w:type="dxa"/>
+              <w:bottom w:w="60" w:type="dxa"/>
+              <w:left w:w="80" w:type="dxa"/>
+              <w:right w:w="80" w:type="dxa"/>
+            </w:tcMar>
+          </w:tcPr>
+          <w:p>
+            <w:r>
+              <w:rPr>
+                <w:b/>
+                <w:color w:val="003366"/>
+                <w:sz w:val="15"/>
+              </w:rPr>
+              <w:t>Kotak [E]: Package Detail Modal</w:t>
+            </w:r>
+          </w:p>
+        </w:tc>
+        <w:tc>
+          <w:tcPr>
+            <w:tcW w:type="dxa" w:w="1728"/>
+            <w:shd w:fill="FFFFFF"/>
+            <w:tcMar>
+              <w:top w:w="60" w:type="dxa"/>
+              <w:bottom w:w="60" w:type="dxa"/>
+              <w:left w:w="80" w:type="dxa"/>
+              <w:right w:w="80" w:type="dxa"/>
+            </w:tcMar>
+          </w:tcPr>
+          <w:p>
+            <w:r>
+              <w:rPr>
+                <w:sz w:val="15"/>
+              </w:rPr>
+              <w:t>Modal Pop-up Jendela Mengambang</w:t>
+            </w:r>
+          </w:p>
+        </w:tc>
+        <w:tc>
+          <w:tcPr>
+            <w:tcW w:type="dxa" w:w="2304"/>
+            <w:shd w:fill="FFFFFF"/>
+            <w:tcMar>
+              <w:top w:w="60" w:type="dxa"/>
+              <w:bottom w:w="60" w:type="dxa"/>
+              <w:left w:w="80" w:type="dxa"/>
+              <w:right w:w="80" w:type="dxa"/>
+            </w:tcMar>
+          </w:tcPr>
+          <w:p>
+            <w:r>
+              <w:rPr>
+                <w:sz w:val="15"/>
+              </w:rPr>
+              <w:t>Menampilkan rincian lengkap dokumen resi, informasi kontak pengirim/penerima, serta mock tanda tangan digital serah terima (Proof of Pickup).</w:t>
+            </w:r>
+          </w:p>
+        </w:tc>
+        <w:tc>
+          <w:tcPr>
+            <w:tcW w:type="dxa" w:w="2016"/>
+            <w:shd w:fill="FFFFFF"/>
+            <w:tcMar>
+              <w:top w:w="60" w:type="dxa"/>
+              <w:bottom w:w="60" w:type="dxa"/>
+              <w:left w:w="80" w:type="dxa"/>
+              <w:right w:w="80" w:type="dxa"/>
+            </w:tcMar>
+          </w:tcPr>
+          <w:p>
+            <w:r>
+              <w:rPr>
+                <w:sz w:val="15"/>
+              </w:rPr>
+              <w:t>State `selectedPackage`</w:t>
+            </w:r>
+          </w:p>
+        </w:tc>
+        <w:tc>
+          <w:tcPr>
+            <w:tcW w:type="dxa" w:w="1728"/>
+            <w:shd w:fill="FFFFFF"/>
+            <w:tcMar>
+              <w:top w:w="60" w:type="dxa"/>
+              <w:bottom w:w="60" w:type="dxa"/>
+              <w:left w:w="80" w:type="dxa"/>
+              <w:right w:w="80" w:type="dxa"/>
+            </w:tcMar>
+          </w:tcPr>
+          <w:p>
+            <w:r>
+              <w:rPr>
+                <w:sz w:val="15"/>
+              </w:rPr>
+              <w:t>Verifikasi bukti fisik penerimaan barang di loket agen.</w:t>
+            </w:r>
+          </w:p>
+        </w:tc>
+      </w:tr>
+    </w:tbl>
+    <w:p/>
+    <w:p>
+      <w:pPr>
+        <w:pStyle w:val="Heading2"/>
+      </w:pPr>
+      <w:r>
+        <w:rPr>
+          <w:b/>
+          <w:color w:val="003366"/>
+          <w:sz w:val="23"/>
+        </w:rPr>
+        <w:t>3. Aturan Bisnis &amp; Kalkulasi Proyeksi Muatan</w:t>
       </w:r>
     </w:p>
     <w:p>
       <w:pPr>
-        <w:spacing w:after="80" w:line="276" w:lineRule="auto"/>
-        <w:ind w:left="360"/>
+        <w:pStyle w:val="ListBullet"/>
+      </w:pPr>
+      <w:r>
+        <w:rPr>
+          <w:sz w:val="18"/>
+        </w:rPr>
+        <w:t>Kalkulasi ETA Berantai: Waktu tiba di Stop N dihitung dari Jam Berangkat Stop (N-1) ditambah estimasi menit tempuh segmen jalan raya.</w:t>
+      </w:r>
+    </w:p>
+    <w:p>
+      <w:pPr>
+        <w:pStyle w:val="ListBullet"/>
+      </w:pPr>
+      <w:r>
+        <w:rPr>
+          <w:sz w:val="18"/>
+        </w:rPr>
+        <w:t>Simulasi Beban Bertahap: Total beban truk pada Stop N adalah (Beban Stop N-1) + (Paket Di-load di Stop N) - (Paket Di-unload di Stop N).</w:t>
+      </w:r>
+    </w:p>
+    <w:p>
+      <w:pPr>
+        <w:pStyle w:val="Heading2"/>
       </w:pPr>
       <w:r>
         <w:rPr>
           <w:b/>
-          <w:color w:val="E8431F"/>
+          <w:color w:val="003366"/>
+          <w:sz w:val="23"/>
         </w:rPr>
-        <w:t xml:space="preserve">• </w:t>
-      </w:r>
-      <w:r>
-        <w:rPr>
-          <w:rFonts w:ascii="Arial" w:hAnsi="Arial"/>
-          <w:color w:val="334155"/>
-          <w:sz w:val="19"/>
-        </w:rPr>
-        <w:t>Selector Rute Logistik &amp; Pilihan Jenis Kendaraan Armada</w:t>
+        <w:t>4. Alur Penggunaan Operator (User Flow)</w:t>
       </w:r>
     </w:p>
     <w:p>
       <w:pPr>
-        <w:spacing w:after="80" w:line="276" w:lineRule="auto"/>
-        <w:ind w:left="360"/>
+        <w:pStyle w:val="ListBullet"/>
       </w:pPr>
       <w:r>
         <w:rPr>
-          <w:b/>
-          <w:color w:val="E8431F"/>
+          <w:sz w:val="18"/>
         </w:rPr>
-        <w:t xml:space="preserve">• </w:t>
-      </w:r>
-      <w:r>
-        <w:rPr>
-          <w:rFonts w:ascii="Arial" w:hAnsi="Arial"/>
-          <w:color w:val="334155"/>
-          <w:sz w:val="19"/>
-        </w:rPr>
-        <w:t>Tabel Proyeksi ETA Kedatangan per Stop Perhentian</w:t>
+        <w:t>1. Operator membuka halaman Estimasi Milk Run (/estimasi).</w:t>
       </w:r>
     </w:p>
     <w:p>
       <w:pPr>
-        <w:spacing w:after="80" w:line="276" w:lineRule="auto"/>
-        <w:ind w:left="360"/>
+        <w:pStyle w:val="ListBullet"/>
       </w:pPr>
       <w:r>
         <w:rPr>
-          <w:b/>
-          <w:color w:val="E8431F"/>
+          <w:sz w:val="18"/>
         </w:rPr>
-        <w:t xml:space="preserve">• </w:t>
-      </w:r>
-      <w:r>
-        <w:rPr>
-          <w:rFonts w:ascii="Arial" w:hAnsi="Arial"/>
-          <w:color w:val="334155"/>
-          <w:sz w:val="19"/>
-        </w:rPr>
-        <w:t>Akumulasi Total Jarak (KM) dan Total Waktu Tempuh (Jam/Menit)</w:t>
+        <w:t>2. Operator memilih rute feeder yang ingin disimulasikan.</w:t>
       </w:r>
     </w:p>
     <w:p>
       <w:pPr>
-        <w:spacing w:after="80" w:line="276" w:lineRule="auto"/>
-        <w:ind w:left="360"/>
+        <w:pStyle w:val="ListBullet"/>
       </w:pPr>
       <w:r>
         <w:rPr>
-          <w:b/>
-          <w:color w:val="E8431F"/>
+          <w:sz w:val="18"/>
         </w:rPr>
-        <w:t xml:space="preserve">• </w:t>
+        <w:t>3. Operator menekan tombol 'Play' untuk melihat visualisasi pergerakan armada dan pertambahan muatan.</w:t>
       </w:r>
+    </w:p>
+    <w:p>
+      <w:pPr>
+        <w:pStyle w:val="ListBullet"/>
+      </w:pPr>
       <w:r>
         <w:rPr>
-          <w:rFonts w:ascii="Arial" w:hAnsi="Arial"/>
-          <w:color w:val="334155"/>
-          <w:sz w:val="19"/>
+          <w:sz w:val="18"/>
         </w:rPr>
-        <w:t>Simulasi Beban Muatan Paket (Kg) vs Ambang Batas Maksimal Kendaraan</w:t>
+        <w:t>4. Operator memeriksa kapasitas sisa untuk memastikan armada tidak melebihi daya angkut maksimum.</w:t>
       </w:r>
     </w:p>
     <w:sectPr>
       <w:pgSz w:w="12240" w:h="15840"/>
-      <w:pgMar w:top="1152" w:right="1296" w:bottom="1152" w:left="1296" w:header="720" w:footer="720" w:gutter="0"/>
+      <w:pgMar w:top="1152" w:right="1152" w:bottom="1152" w:left="1152" w:header="720" w:footer="720" w:gutter="0"/>
       <w:cols w:space="720"/>
       <w:docGrid w:linePitch="360"/>
     </w:sectPr>
@@ -890,6 +1614,11 @@
     <w:name w:val="Normal"/>
     <w:qFormat/>
     <w:rsid w:val="00FC693F"/>
+    <w:rPr>
+      <w:rFonts w:ascii="Calibri" w:hAnsi="Calibri"/>
+      <w:color w:val="222222"/>
+      <w:sz w:val="20"/>
+    </w:rPr>
   </w:style>
   <w:style w:type="paragraph" w:styleId="Header">
     <w:name w:val="header"/>
